--- a/worksheets/W12_議題提交單_學生用.docx
+++ b/worksheets/W12_議題提交單_學生用.docx
@@ -51,7 +51,7 @@
           <w:color w:val="5B6573"/>
           <w:sz w:val="22"/>
         </w:rPr>
-        <w:t>W11–W12 合併任務 10 分；本張小組單只作情境證據，個人原作才進正式判讀。Gate 3 另於 W13 前判通過／需修正。每組交 1 張，個人原作另留。</w:t>
+        <w:t>W11–W12 合併任務 10 分；本張小組單只作情境證據，個人 V1、回饋與 V2／保留理由才進正式判讀。學習關卡 3 另於 W13 前判通過／需修正。每組交 1 張。</w:t>
       </w:r>
     </w:p>
     <w:p>
@@ -542,7 +542,7 @@
           <w:color w:val="1A2340"/>
           <w:sz w:val="30"/>
         </w:rPr>
-        <w:t>暫時站位＋不確定</w:t>
+        <w:t>目前不能回答＋下一步資料</w:t>
       </w:r>
     </w:p>
     <w:p>
@@ -579,7 +579,7 @@
           <w:color w:val="1A2340"/>
           <w:sz w:val="22"/>
         </w:rPr>
-        <w:t>□ 偏方案一　□ 偏方案二　□ 中間　□ 還在想；目前不確定的是：</w:t>
+        <w:t>目前還不能回答＿＿；指標一要找＿＿，指標二要找＿＿。</w:t>
       </w:r>
     </w:p>
     <w:tbl>
@@ -593,6 +593,36 @@
       <w:tblGrid>
         <w:gridCol w:w="9865"/>
       </w:tblGrid>
+      <w:tr>
+        <w:trPr>
+          <w:trHeight w:val="351" w:hRule="atLeast"/>
+        </w:trPr>
+        <w:tc>
+          <w:tcPr>
+            <w:tcW w:type="dxa" w:w="9865"/>
+            <w:tcMar>
+              <w:top w:w="0" w:type="dxa"/>
+              <w:start w:w="0" w:type="dxa"/>
+              <w:bottom w:w="0" w:type="dxa"/>
+              <w:end w:w="0" w:type="dxa"/>
+            </w:tcMar>
+            <w:tcBorders>
+              <w:top w:val="nil"/>
+              <w:bottom w:val="single" w:sz="5" w:space="0" w:color="CBD5E1"/>
+              <w:start w:val="nil"/>
+              <w:end w:val="nil"/>
+            </w:tcBorders>
+          </w:tcPr>
+          <w:p>
+            <w:pPr>
+              <w:spacing w:before="0" w:after="0" w:line="240" w:lineRule="auto"/>
+            </w:pPr>
+            <w:r>
+              <w:t xml:space="preserve"> </w:t>
+            </w:r>
+          </w:p>
+        </w:tc>
+      </w:tr>
       <w:tr>
         <w:trPr>
           <w:trHeight w:val="351" w:hRule="atLeast"/>
@@ -695,7 +725,7 @@
           <w:color w:val="1A2340"/>
           <w:sz w:val="22"/>
         </w:rPr>
-        <w:t>我們□縮小 □改詞 □重寫；使用第＿＿則回饋，把＿＿改成＿＿，因為：</w:t>
+        <w:t>我們□縮小 □改詞 □重寫 □有理由保留；使用第＿＿則回饋，把＿＿改成＿＿／保留＿＿，因為：</w:t>
       </w:r>
     </w:p>
     <w:tbl>

--- a/worksheets/W12_議題提交單_學生用.docx
+++ b/worksheets/W12_議題提交單_學生用.docx
@@ -104,7 +104,7 @@
           <w:color w:val="1A2340"/>
           <w:sz w:val="30"/>
         </w:rPr>
-        <w:t>議題最終版</w:t>
+        <w:t>最後選的議題</w:t>
       </w:r>
     </w:p>
     <w:p>
@@ -220,7 +220,7 @@
           <w:color w:val="1A2340"/>
           <w:sz w:val="30"/>
         </w:rPr>
-        <w:t>價值 → 指標</w:t>
+        <w:t>雙方在意什麼 → 用什麼比較</w:t>
       </w:r>
     </w:p>
     <w:p>
@@ -366,7 +366,7 @@
           <w:color w:val="1A2340"/>
           <w:sz w:val="30"/>
         </w:rPr>
-        <w:t>可查證研究問題</w:t>
+        <w:t>能用資料比較的研究問題</w:t>
       </w:r>
     </w:p>
     <w:p>
@@ -542,7 +542,7 @@
           <w:color w:val="1A2340"/>
           <w:sz w:val="30"/>
         </w:rPr>
-        <w:t>目前不能回答＋下一步資料</w:t>
+        <w:t>還不能回答＋接著找什麼資料</w:t>
       </w:r>
     </w:p>
     <w:p>
@@ -688,7 +688,7 @@
           <w:color w:val="1A2340"/>
           <w:sz w:val="30"/>
         </w:rPr>
-        <w:t>回饋如何進入修題</w:t>
+        <w:t>收到回饋後，改了哪裡</w:t>
       </w:r>
     </w:p>
     <w:p>
